--- a/选题一_益智消除网页游戏/Word版/04_访谈问卷模板.docx
+++ b/选题一_益智消除网页游戏/Word版/04_访谈问卷模板.docx
@@ -35,7 +35,7 @@
     <w:p>
       <w:pPr>
         <w:spacing w:after="80"/>
-        <w:divId w:val="927733962"/>
+        <w:divId w:val="236987052"/>
         <w:rPr>
           <w:rFonts w:ascii="微软雅黑" w:eastAsia="微软雅黑" w:hAnsi="微软雅黑" w:hint="eastAsia"/>
           <w:color w:val="404040"/>
@@ -5758,9 +5758,122 @@
 <file path=word/numbering.xml><?xml version="1.0" encoding="utf-8"?>
 <w:numbering xmlns:wpc="http://schemas.microsoft.com/office/word/2010/wordprocessingCanvas" xmlns:cx="http://schemas.microsoft.com/office/drawing/2014/chartex" xmlns:cx1="http://schemas.microsoft.com/office/drawing/2015/9/8/chartex" xmlns:cx2="http://schemas.microsoft.com/office/drawing/2015/10/21/chartex" xmlns:cx3="http://schemas.microsoft.com/office/drawing/2016/5/9/chartex" xmlns:cx4="http://schemas.microsoft.com/office/drawing/2016/5/10/chartex" xmlns:cx5="http://schemas.microsoft.com/office/drawing/2016/5/11/chartex" xmlns:cx6="http://schemas.microsoft.com/office/drawing/2016/5/12/chartex" xmlns:cx7="http://schemas.microsoft.com/office/drawing/2016/5/13/chartex" xmlns:cx8="http://schemas.microsoft.com/office/drawing/2016/5/14/chartex" xmlns:mc="http://schemas.openxmlformats.org/markup-compatibility/2006" xmlns:aink="http://schemas.microsoft.com/office/drawing/2016/ink" xmlns:am3d="http://schemas.microsoft.com/office/drawing/2017/model3d" xmlns:o="urn:schemas-microsoft-com:office:office" xmlns:oel="http://schemas.microsoft.com/office/2019/extlst" xmlns:r="http://schemas.openxmlformats.org/officeDocument/2006/relationships" xmlns:m="http://schemas.openxmlformats.org/officeDocument/2006/math" xmlns:v="urn:schemas-microsoft-com:vml" xmlns:wp14="http://schemas.microsoft.com/office/word/2010/wordprocessingDrawing" xmlns:wp="http://schemas.openxmlformats.org/drawingml/2006/wordprocessingDrawing" xmlns:w10="urn:schemas-microsoft-com:office:word" xmlns:w="http://schemas.openxmlformats.org/wordprocessingml/2006/main" xmlns:w14="http://schemas.microsoft.com/office/word/2010/wordml" xmlns:w15="http://schemas.microsoft.com/office/word/2012/wordml" xmlns:w16cex="http://schemas.microsoft.com/office/word/2018/wordml/cex" xmlns:w16cid="http://schemas.microsoft.com/office/word/2016/wordml/cid" xmlns:w16="http://schemas.microsoft.com/office/word/2018/wordml" xmlns:w16du="http://schemas.microsoft.com/office/word/2023/wordml/word16du" xmlns:w16sdtdh="http://schemas.microsoft.com/office/word/2020/wordml/sdtdatahash" xmlns:w16sdtfl="http://schemas.microsoft.com/office/word/2024/wordml/sdtformatlock" xmlns:w16se="http://schemas.microsoft.com/office/word/2015/wordml/symex" xmlns:wpg="http://schemas.microsoft.com/office/word/2010/wordprocessingGroup" xmlns:wpi="http://schemas.microsoft.com/office/word/2010/wordprocessingInk" xmlns:wne="http://schemas.microsoft.com/office/word/2006/wordml" xmlns:wps="http://schemas.microsoft.com/office/word/2010/wordprocessingShape" mc:Ignorable="w14 w15 w16se w16cid w16 w16cex w16sdtdh w16sdtfl w16du wp14">
   <w:abstractNum w:abstractNumId="0" w15:restartNumberingAfterBreak="0">
-    <w:nsid w:val="0BE04FF7"/>
+    <w:nsid w:val="3FC76EAA"/>
     <w:multiLevelType w:val="multilevel"/>
-    <w:tmpl w:val="DA0EEEA4"/>
+    <w:tmpl w:val="67882686"/>
+    <w:lvl w:ilvl="0">
+      <w:start w:val="1"/>
+      <w:numFmt w:val="decimal"/>
+      <w:lvlText w:val="%1."/>
+      <w:lvlJc w:val="left"/>
+      <w:pPr>
+        <w:tabs>
+          <w:tab w:val="num" w:pos="720"/>
+        </w:tabs>
+        <w:ind w:left="720" w:hanging="360"/>
+      </w:pPr>
+    </w:lvl>
+    <w:lvl w:ilvl="1" w:tentative="1">
+      <w:start w:val="1"/>
+      <w:numFmt w:val="decimal"/>
+      <w:lvlText w:val="%2."/>
+      <w:lvlJc w:val="left"/>
+      <w:pPr>
+        <w:tabs>
+          <w:tab w:val="num" w:pos="1440"/>
+        </w:tabs>
+        <w:ind w:left="1440" w:hanging="360"/>
+      </w:pPr>
+    </w:lvl>
+    <w:lvl w:ilvl="2" w:tentative="1">
+      <w:start w:val="1"/>
+      <w:numFmt w:val="decimal"/>
+      <w:lvlText w:val="%3."/>
+      <w:lvlJc w:val="left"/>
+      <w:pPr>
+        <w:tabs>
+          <w:tab w:val="num" w:pos="2160"/>
+        </w:tabs>
+        <w:ind w:left="2160" w:hanging="360"/>
+      </w:pPr>
+    </w:lvl>
+    <w:lvl w:ilvl="3" w:tentative="1">
+      <w:start w:val="1"/>
+      <w:numFmt w:val="decimal"/>
+      <w:lvlText w:val="%4."/>
+      <w:lvlJc w:val="left"/>
+      <w:pPr>
+        <w:tabs>
+          <w:tab w:val="num" w:pos="2880"/>
+        </w:tabs>
+        <w:ind w:left="2880" w:hanging="360"/>
+      </w:pPr>
+    </w:lvl>
+    <w:lvl w:ilvl="4" w:tentative="1">
+      <w:start w:val="1"/>
+      <w:numFmt w:val="decimal"/>
+      <w:lvlText w:val="%5."/>
+      <w:lvlJc w:val="left"/>
+      <w:pPr>
+        <w:tabs>
+          <w:tab w:val="num" w:pos="3600"/>
+        </w:tabs>
+        <w:ind w:left="3600" w:hanging="360"/>
+      </w:pPr>
+    </w:lvl>
+    <w:lvl w:ilvl="5" w:tentative="1">
+      <w:start w:val="1"/>
+      <w:numFmt w:val="decimal"/>
+      <w:lvlText w:val="%6."/>
+      <w:lvlJc w:val="left"/>
+      <w:pPr>
+        <w:tabs>
+          <w:tab w:val="num" w:pos="4320"/>
+        </w:tabs>
+        <w:ind w:left="4320" w:hanging="360"/>
+      </w:pPr>
+    </w:lvl>
+    <w:lvl w:ilvl="6" w:tentative="1">
+      <w:start w:val="1"/>
+      <w:numFmt w:val="decimal"/>
+      <w:lvlText w:val="%7."/>
+      <w:lvlJc w:val="left"/>
+      <w:pPr>
+        <w:tabs>
+          <w:tab w:val="num" w:pos="5040"/>
+        </w:tabs>
+        <w:ind w:left="5040" w:hanging="360"/>
+      </w:pPr>
+    </w:lvl>
+    <w:lvl w:ilvl="7" w:tentative="1">
+      <w:start w:val="1"/>
+      <w:numFmt w:val="decimal"/>
+      <w:lvlText w:val="%8."/>
+      <w:lvlJc w:val="left"/>
+      <w:pPr>
+        <w:tabs>
+          <w:tab w:val="num" w:pos="5760"/>
+        </w:tabs>
+        <w:ind w:left="5760" w:hanging="360"/>
+      </w:pPr>
+    </w:lvl>
+    <w:lvl w:ilvl="8" w:tentative="1">
+      <w:start w:val="1"/>
+      <w:numFmt w:val="decimal"/>
+      <w:lvlText w:val="%9."/>
+      <w:lvlJc w:val="left"/>
+      <w:pPr>
+        <w:tabs>
+          <w:tab w:val="num" w:pos="6480"/>
+        </w:tabs>
+        <w:ind w:left="6480" w:hanging="360"/>
+      </w:pPr>
+    </w:lvl>
+  </w:abstractNum>
+  <w:abstractNum w:abstractNumId="1" w15:restartNumberingAfterBreak="0">
+    <w:nsid w:val="5706595F"/>
+    <w:multiLevelType w:val="multilevel"/>
+    <w:tmpl w:val="D20CAB80"/>
     <w:lvl w:ilvl="0">
       <w:start w:val="1"/>
       <w:numFmt w:val="bullet"/>
@@ -5906,124 +6019,11 @@
       </w:rPr>
     </w:lvl>
   </w:abstractNum>
-  <w:abstractNum w:abstractNumId="1" w15:restartNumberingAfterBreak="0">
-    <w:nsid w:val="7BBC2446"/>
-    <w:multiLevelType w:val="multilevel"/>
-    <w:tmpl w:val="97089F48"/>
-    <w:lvl w:ilvl="0">
-      <w:start w:val="1"/>
-      <w:numFmt w:val="decimal"/>
-      <w:lvlText w:val="%1."/>
-      <w:lvlJc w:val="left"/>
-      <w:pPr>
-        <w:tabs>
-          <w:tab w:val="num" w:pos="720"/>
-        </w:tabs>
-        <w:ind w:left="720" w:hanging="360"/>
-      </w:pPr>
-    </w:lvl>
-    <w:lvl w:ilvl="1" w:tentative="1">
-      <w:start w:val="1"/>
-      <w:numFmt w:val="decimal"/>
-      <w:lvlText w:val="%2."/>
-      <w:lvlJc w:val="left"/>
-      <w:pPr>
-        <w:tabs>
-          <w:tab w:val="num" w:pos="1440"/>
-        </w:tabs>
-        <w:ind w:left="1440" w:hanging="360"/>
-      </w:pPr>
-    </w:lvl>
-    <w:lvl w:ilvl="2" w:tentative="1">
-      <w:start w:val="1"/>
-      <w:numFmt w:val="decimal"/>
-      <w:lvlText w:val="%3."/>
-      <w:lvlJc w:val="left"/>
-      <w:pPr>
-        <w:tabs>
-          <w:tab w:val="num" w:pos="2160"/>
-        </w:tabs>
-        <w:ind w:left="2160" w:hanging="360"/>
-      </w:pPr>
-    </w:lvl>
-    <w:lvl w:ilvl="3" w:tentative="1">
-      <w:start w:val="1"/>
-      <w:numFmt w:val="decimal"/>
-      <w:lvlText w:val="%4."/>
-      <w:lvlJc w:val="left"/>
-      <w:pPr>
-        <w:tabs>
-          <w:tab w:val="num" w:pos="2880"/>
-        </w:tabs>
-        <w:ind w:left="2880" w:hanging="360"/>
-      </w:pPr>
-    </w:lvl>
-    <w:lvl w:ilvl="4" w:tentative="1">
-      <w:start w:val="1"/>
-      <w:numFmt w:val="decimal"/>
-      <w:lvlText w:val="%5."/>
-      <w:lvlJc w:val="left"/>
-      <w:pPr>
-        <w:tabs>
-          <w:tab w:val="num" w:pos="3600"/>
-        </w:tabs>
-        <w:ind w:left="3600" w:hanging="360"/>
-      </w:pPr>
-    </w:lvl>
-    <w:lvl w:ilvl="5" w:tentative="1">
-      <w:start w:val="1"/>
-      <w:numFmt w:val="decimal"/>
-      <w:lvlText w:val="%6."/>
-      <w:lvlJc w:val="left"/>
-      <w:pPr>
-        <w:tabs>
-          <w:tab w:val="num" w:pos="4320"/>
-        </w:tabs>
-        <w:ind w:left="4320" w:hanging="360"/>
-      </w:pPr>
-    </w:lvl>
-    <w:lvl w:ilvl="6" w:tentative="1">
-      <w:start w:val="1"/>
-      <w:numFmt w:val="decimal"/>
-      <w:lvlText w:val="%7."/>
-      <w:lvlJc w:val="left"/>
-      <w:pPr>
-        <w:tabs>
-          <w:tab w:val="num" w:pos="5040"/>
-        </w:tabs>
-        <w:ind w:left="5040" w:hanging="360"/>
-      </w:pPr>
-    </w:lvl>
-    <w:lvl w:ilvl="7" w:tentative="1">
-      <w:start w:val="1"/>
-      <w:numFmt w:val="decimal"/>
-      <w:lvlText w:val="%8."/>
-      <w:lvlJc w:val="left"/>
-      <w:pPr>
-        <w:tabs>
-          <w:tab w:val="num" w:pos="5760"/>
-        </w:tabs>
-        <w:ind w:left="5760" w:hanging="360"/>
-      </w:pPr>
-    </w:lvl>
-    <w:lvl w:ilvl="8" w:tentative="1">
-      <w:start w:val="1"/>
-      <w:numFmt w:val="decimal"/>
-      <w:lvlText w:val="%9."/>
-      <w:lvlJc w:val="left"/>
-      <w:pPr>
-        <w:tabs>
-          <w:tab w:val="num" w:pos="6480"/>
-        </w:tabs>
-        <w:ind w:left="6480" w:hanging="360"/>
-      </w:pPr>
-    </w:lvl>
-  </w:abstractNum>
-  <w:num w:numId="1" w16cid:durableId="472989063">
+  <w:num w:numId="1" w16cid:durableId="685405278">
+    <w:abstractNumId w:val="0"/>
+  </w:num>
+  <w:num w:numId="2" w16cid:durableId="1920821576">
     <w:abstractNumId w:val="1"/>
-  </w:num>
-  <w:num w:numId="2" w16cid:durableId="1150832738">
-    <w:abstractNumId w:val="0"/>
   </w:num>
 </w:numbering>
 </file>
@@ -6693,7 +6693,7 @@
     <w:link w:val="a8"/>
     <w:uiPriority w:val="99"/>
     <w:unhideWhenUsed/>
-    <w:rsid w:val="008776C7"/>
+    <w:rsid w:val="007370F9"/>
     <w:pPr>
       <w:tabs>
         <w:tab w:val="center" w:pos="4153"/>
@@ -6712,7 +6712,7 @@
     <w:basedOn w:val="a0"/>
     <w:link w:val="a7"/>
     <w:uiPriority w:val="99"/>
-    <w:rsid w:val="008776C7"/>
+    <w:rsid w:val="007370F9"/>
     <w:rPr>
       <w:rFonts w:ascii="宋体" w:eastAsia="宋体" w:hAnsi="宋体" w:cs="宋体"/>
       <w:sz w:val="18"/>
@@ -6725,7 +6725,7 @@
     <w:link w:val="aa"/>
     <w:uiPriority w:val="99"/>
     <w:unhideWhenUsed/>
-    <w:rsid w:val="008776C7"/>
+    <w:rsid w:val="007370F9"/>
     <w:pPr>
       <w:tabs>
         <w:tab w:val="center" w:pos="4153"/>
@@ -6743,7 +6743,7 @@
     <w:basedOn w:val="a0"/>
     <w:link w:val="a9"/>
     <w:uiPriority w:val="99"/>
-    <w:rsid w:val="008776C7"/>
+    <w:rsid w:val="007370F9"/>
     <w:rPr>
       <w:rFonts w:ascii="宋体" w:eastAsia="宋体" w:hAnsi="宋体" w:cs="宋体"/>
       <w:sz w:val="18"/>
@@ -6756,7 +6756,7 @@
     <w:uiPriority w:val="99"/>
     <w:semiHidden/>
     <w:unhideWhenUsed/>
-    <w:rsid w:val="008776C7"/>
+    <w:rsid w:val="007370F9"/>
   </w:style>
 </w:styles>
 </file>

--- a/选题一_益智消除网页游戏/Word版/04_访谈问卷模板.docx
+++ b/选题一_益智消除网页游戏/Word版/04_访谈问卷模板.docx
@@ -35,7 +35,7 @@
     <w:p>
       <w:pPr>
         <w:spacing w:after="80"/>
-        <w:divId w:val="236987052"/>
+        <w:divId w:val="1112092892"/>
         <w:rPr>
           <w:rFonts w:ascii="微软雅黑" w:eastAsia="微软雅黑" w:hAnsi="微软雅黑" w:hint="eastAsia"/>
           <w:color w:val="404040"/>
@@ -5758,122 +5758,9 @@
 <file path=word/numbering.xml><?xml version="1.0" encoding="utf-8"?>
 <w:numbering xmlns:wpc="http://schemas.microsoft.com/office/word/2010/wordprocessingCanvas" xmlns:cx="http://schemas.microsoft.com/office/drawing/2014/chartex" xmlns:cx1="http://schemas.microsoft.com/office/drawing/2015/9/8/chartex" xmlns:cx2="http://schemas.microsoft.com/office/drawing/2015/10/21/chartex" xmlns:cx3="http://schemas.microsoft.com/office/drawing/2016/5/9/chartex" xmlns:cx4="http://schemas.microsoft.com/office/drawing/2016/5/10/chartex" xmlns:cx5="http://schemas.microsoft.com/office/drawing/2016/5/11/chartex" xmlns:cx6="http://schemas.microsoft.com/office/drawing/2016/5/12/chartex" xmlns:cx7="http://schemas.microsoft.com/office/drawing/2016/5/13/chartex" xmlns:cx8="http://schemas.microsoft.com/office/drawing/2016/5/14/chartex" xmlns:mc="http://schemas.openxmlformats.org/markup-compatibility/2006" xmlns:aink="http://schemas.microsoft.com/office/drawing/2016/ink" xmlns:am3d="http://schemas.microsoft.com/office/drawing/2017/model3d" xmlns:o="urn:schemas-microsoft-com:office:office" xmlns:oel="http://schemas.microsoft.com/office/2019/extlst" xmlns:r="http://schemas.openxmlformats.org/officeDocument/2006/relationships" xmlns:m="http://schemas.openxmlformats.org/officeDocument/2006/math" xmlns:v="urn:schemas-microsoft-com:vml" xmlns:wp14="http://schemas.microsoft.com/office/word/2010/wordprocessingDrawing" xmlns:wp="http://schemas.openxmlformats.org/drawingml/2006/wordprocessingDrawing" xmlns:w10="urn:schemas-microsoft-com:office:word" xmlns:w="http://schemas.openxmlformats.org/wordprocessingml/2006/main" xmlns:w14="http://schemas.microsoft.com/office/word/2010/wordml" xmlns:w15="http://schemas.microsoft.com/office/word/2012/wordml" xmlns:w16cex="http://schemas.microsoft.com/office/word/2018/wordml/cex" xmlns:w16cid="http://schemas.microsoft.com/office/word/2016/wordml/cid" xmlns:w16="http://schemas.microsoft.com/office/word/2018/wordml" xmlns:w16du="http://schemas.microsoft.com/office/word/2023/wordml/word16du" xmlns:w16sdtdh="http://schemas.microsoft.com/office/word/2020/wordml/sdtdatahash" xmlns:w16sdtfl="http://schemas.microsoft.com/office/word/2024/wordml/sdtformatlock" xmlns:w16se="http://schemas.microsoft.com/office/word/2015/wordml/symex" xmlns:wpg="http://schemas.microsoft.com/office/word/2010/wordprocessingGroup" xmlns:wpi="http://schemas.microsoft.com/office/word/2010/wordprocessingInk" xmlns:wne="http://schemas.microsoft.com/office/word/2006/wordml" xmlns:wps="http://schemas.microsoft.com/office/word/2010/wordprocessingShape" mc:Ignorable="w14 w15 w16se w16cid w16 w16cex w16sdtdh w16sdtfl w16du wp14">
   <w:abstractNum w:abstractNumId="0" w15:restartNumberingAfterBreak="0">
-    <w:nsid w:val="3FC76EAA"/>
+    <w:nsid w:val="560B36E2"/>
     <w:multiLevelType w:val="multilevel"/>
-    <w:tmpl w:val="67882686"/>
-    <w:lvl w:ilvl="0">
-      <w:start w:val="1"/>
-      <w:numFmt w:val="decimal"/>
-      <w:lvlText w:val="%1."/>
-      <w:lvlJc w:val="left"/>
-      <w:pPr>
-        <w:tabs>
-          <w:tab w:val="num" w:pos="720"/>
-        </w:tabs>
-        <w:ind w:left="720" w:hanging="360"/>
-      </w:pPr>
-    </w:lvl>
-    <w:lvl w:ilvl="1" w:tentative="1">
-      <w:start w:val="1"/>
-      <w:numFmt w:val="decimal"/>
-      <w:lvlText w:val="%2."/>
-      <w:lvlJc w:val="left"/>
-      <w:pPr>
-        <w:tabs>
-          <w:tab w:val="num" w:pos="1440"/>
-        </w:tabs>
-        <w:ind w:left="1440" w:hanging="360"/>
-      </w:pPr>
-    </w:lvl>
-    <w:lvl w:ilvl="2" w:tentative="1">
-      <w:start w:val="1"/>
-      <w:numFmt w:val="decimal"/>
-      <w:lvlText w:val="%3."/>
-      <w:lvlJc w:val="left"/>
-      <w:pPr>
-        <w:tabs>
-          <w:tab w:val="num" w:pos="2160"/>
-        </w:tabs>
-        <w:ind w:left="2160" w:hanging="360"/>
-      </w:pPr>
-    </w:lvl>
-    <w:lvl w:ilvl="3" w:tentative="1">
-      <w:start w:val="1"/>
-      <w:numFmt w:val="decimal"/>
-      <w:lvlText w:val="%4."/>
-      <w:lvlJc w:val="left"/>
-      <w:pPr>
-        <w:tabs>
-          <w:tab w:val="num" w:pos="2880"/>
-        </w:tabs>
-        <w:ind w:left="2880" w:hanging="360"/>
-      </w:pPr>
-    </w:lvl>
-    <w:lvl w:ilvl="4" w:tentative="1">
-      <w:start w:val="1"/>
-      <w:numFmt w:val="decimal"/>
-      <w:lvlText w:val="%5."/>
-      <w:lvlJc w:val="left"/>
-      <w:pPr>
-        <w:tabs>
-          <w:tab w:val="num" w:pos="3600"/>
-        </w:tabs>
-        <w:ind w:left="3600" w:hanging="360"/>
-      </w:pPr>
-    </w:lvl>
-    <w:lvl w:ilvl="5" w:tentative="1">
-      <w:start w:val="1"/>
-      <w:numFmt w:val="decimal"/>
-      <w:lvlText w:val="%6."/>
-      <w:lvlJc w:val="left"/>
-      <w:pPr>
-        <w:tabs>
-          <w:tab w:val="num" w:pos="4320"/>
-        </w:tabs>
-        <w:ind w:left="4320" w:hanging="360"/>
-      </w:pPr>
-    </w:lvl>
-    <w:lvl w:ilvl="6" w:tentative="1">
-      <w:start w:val="1"/>
-      <w:numFmt w:val="decimal"/>
-      <w:lvlText w:val="%7."/>
-      <w:lvlJc w:val="left"/>
-      <w:pPr>
-        <w:tabs>
-          <w:tab w:val="num" w:pos="5040"/>
-        </w:tabs>
-        <w:ind w:left="5040" w:hanging="360"/>
-      </w:pPr>
-    </w:lvl>
-    <w:lvl w:ilvl="7" w:tentative="1">
-      <w:start w:val="1"/>
-      <w:numFmt w:val="decimal"/>
-      <w:lvlText w:val="%8."/>
-      <w:lvlJc w:val="left"/>
-      <w:pPr>
-        <w:tabs>
-          <w:tab w:val="num" w:pos="5760"/>
-        </w:tabs>
-        <w:ind w:left="5760" w:hanging="360"/>
-      </w:pPr>
-    </w:lvl>
-    <w:lvl w:ilvl="8" w:tentative="1">
-      <w:start w:val="1"/>
-      <w:numFmt w:val="decimal"/>
-      <w:lvlText w:val="%9."/>
-      <w:lvlJc w:val="left"/>
-      <w:pPr>
-        <w:tabs>
-          <w:tab w:val="num" w:pos="6480"/>
-        </w:tabs>
-        <w:ind w:left="6480" w:hanging="360"/>
-      </w:pPr>
-    </w:lvl>
-  </w:abstractNum>
-  <w:abstractNum w:abstractNumId="1" w15:restartNumberingAfterBreak="0">
-    <w:nsid w:val="5706595F"/>
-    <w:multiLevelType w:val="multilevel"/>
-    <w:tmpl w:val="D20CAB80"/>
+    <w:tmpl w:val="56C655C2"/>
     <w:lvl w:ilvl="0">
       <w:start w:val="1"/>
       <w:numFmt w:val="bullet"/>
@@ -6019,11 +5906,124 @@
       </w:rPr>
     </w:lvl>
   </w:abstractNum>
-  <w:num w:numId="1" w16cid:durableId="685405278">
+  <w:abstractNum w:abstractNumId="1" w15:restartNumberingAfterBreak="0">
+    <w:nsid w:val="79B97648"/>
+    <w:multiLevelType w:val="multilevel"/>
+    <w:tmpl w:val="F9060B12"/>
+    <w:lvl w:ilvl="0">
+      <w:start w:val="1"/>
+      <w:numFmt w:val="decimal"/>
+      <w:lvlText w:val="%1."/>
+      <w:lvlJc w:val="left"/>
+      <w:pPr>
+        <w:tabs>
+          <w:tab w:val="num" w:pos="720"/>
+        </w:tabs>
+        <w:ind w:left="720" w:hanging="360"/>
+      </w:pPr>
+    </w:lvl>
+    <w:lvl w:ilvl="1" w:tentative="1">
+      <w:start w:val="1"/>
+      <w:numFmt w:val="decimal"/>
+      <w:lvlText w:val="%2."/>
+      <w:lvlJc w:val="left"/>
+      <w:pPr>
+        <w:tabs>
+          <w:tab w:val="num" w:pos="1440"/>
+        </w:tabs>
+        <w:ind w:left="1440" w:hanging="360"/>
+      </w:pPr>
+    </w:lvl>
+    <w:lvl w:ilvl="2" w:tentative="1">
+      <w:start w:val="1"/>
+      <w:numFmt w:val="decimal"/>
+      <w:lvlText w:val="%3."/>
+      <w:lvlJc w:val="left"/>
+      <w:pPr>
+        <w:tabs>
+          <w:tab w:val="num" w:pos="2160"/>
+        </w:tabs>
+        <w:ind w:left="2160" w:hanging="360"/>
+      </w:pPr>
+    </w:lvl>
+    <w:lvl w:ilvl="3" w:tentative="1">
+      <w:start w:val="1"/>
+      <w:numFmt w:val="decimal"/>
+      <w:lvlText w:val="%4."/>
+      <w:lvlJc w:val="left"/>
+      <w:pPr>
+        <w:tabs>
+          <w:tab w:val="num" w:pos="2880"/>
+        </w:tabs>
+        <w:ind w:left="2880" w:hanging="360"/>
+      </w:pPr>
+    </w:lvl>
+    <w:lvl w:ilvl="4" w:tentative="1">
+      <w:start w:val="1"/>
+      <w:numFmt w:val="decimal"/>
+      <w:lvlText w:val="%5."/>
+      <w:lvlJc w:val="left"/>
+      <w:pPr>
+        <w:tabs>
+          <w:tab w:val="num" w:pos="3600"/>
+        </w:tabs>
+        <w:ind w:left="3600" w:hanging="360"/>
+      </w:pPr>
+    </w:lvl>
+    <w:lvl w:ilvl="5" w:tentative="1">
+      <w:start w:val="1"/>
+      <w:numFmt w:val="decimal"/>
+      <w:lvlText w:val="%6."/>
+      <w:lvlJc w:val="left"/>
+      <w:pPr>
+        <w:tabs>
+          <w:tab w:val="num" w:pos="4320"/>
+        </w:tabs>
+        <w:ind w:left="4320" w:hanging="360"/>
+      </w:pPr>
+    </w:lvl>
+    <w:lvl w:ilvl="6" w:tentative="1">
+      <w:start w:val="1"/>
+      <w:numFmt w:val="decimal"/>
+      <w:lvlText w:val="%7."/>
+      <w:lvlJc w:val="left"/>
+      <w:pPr>
+        <w:tabs>
+          <w:tab w:val="num" w:pos="5040"/>
+        </w:tabs>
+        <w:ind w:left="5040" w:hanging="360"/>
+      </w:pPr>
+    </w:lvl>
+    <w:lvl w:ilvl="7" w:tentative="1">
+      <w:start w:val="1"/>
+      <w:numFmt w:val="decimal"/>
+      <w:lvlText w:val="%8."/>
+      <w:lvlJc w:val="left"/>
+      <w:pPr>
+        <w:tabs>
+          <w:tab w:val="num" w:pos="5760"/>
+        </w:tabs>
+        <w:ind w:left="5760" w:hanging="360"/>
+      </w:pPr>
+    </w:lvl>
+    <w:lvl w:ilvl="8" w:tentative="1">
+      <w:start w:val="1"/>
+      <w:numFmt w:val="decimal"/>
+      <w:lvlText w:val="%9."/>
+      <w:lvlJc w:val="left"/>
+      <w:pPr>
+        <w:tabs>
+          <w:tab w:val="num" w:pos="6480"/>
+        </w:tabs>
+        <w:ind w:left="6480" w:hanging="360"/>
+      </w:pPr>
+    </w:lvl>
+  </w:abstractNum>
+  <w:num w:numId="1" w16cid:durableId="453444202">
+    <w:abstractNumId w:val="1"/>
+  </w:num>
+  <w:num w:numId="2" w16cid:durableId="1152212720">
     <w:abstractNumId w:val="0"/>
-  </w:num>
-  <w:num w:numId="2" w16cid:durableId="1920821576">
-    <w:abstractNumId w:val="1"/>
   </w:num>
 </w:numbering>
 </file>
@@ -6693,7 +6693,7 @@
     <w:link w:val="a8"/>
     <w:uiPriority w:val="99"/>
     <w:unhideWhenUsed/>
-    <w:rsid w:val="007370F9"/>
+    <w:rsid w:val="004C2703"/>
     <w:pPr>
       <w:tabs>
         <w:tab w:val="center" w:pos="4153"/>
@@ -6712,7 +6712,7 @@
     <w:basedOn w:val="a0"/>
     <w:link w:val="a7"/>
     <w:uiPriority w:val="99"/>
-    <w:rsid w:val="007370F9"/>
+    <w:rsid w:val="004C2703"/>
     <w:rPr>
       <w:rFonts w:ascii="宋体" w:eastAsia="宋体" w:hAnsi="宋体" w:cs="宋体"/>
       <w:sz w:val="18"/>
@@ -6725,7 +6725,7 @@
     <w:link w:val="aa"/>
     <w:uiPriority w:val="99"/>
     <w:unhideWhenUsed/>
-    <w:rsid w:val="007370F9"/>
+    <w:rsid w:val="004C2703"/>
     <w:pPr>
       <w:tabs>
         <w:tab w:val="center" w:pos="4153"/>
@@ -6743,7 +6743,7 @@
     <w:basedOn w:val="a0"/>
     <w:link w:val="a9"/>
     <w:uiPriority w:val="99"/>
-    <w:rsid w:val="007370F9"/>
+    <w:rsid w:val="004C2703"/>
     <w:rPr>
       <w:rFonts w:ascii="宋体" w:eastAsia="宋体" w:hAnsi="宋体" w:cs="宋体"/>
       <w:sz w:val="18"/>
@@ -6756,7 +6756,7 @@
     <w:uiPriority w:val="99"/>
     <w:semiHidden/>
     <w:unhideWhenUsed/>
-    <w:rsid w:val="007370F9"/>
+    <w:rsid w:val="004C2703"/>
   </w:style>
 </w:styles>
 </file>

--- a/选题一_益智消除网页游戏/Word版/04_访谈问卷模板.docx
+++ b/选题一_益智消除网页游戏/Word版/04_访谈问卷模板.docx
@@ -35,7 +35,7 @@
     <w:p>
       <w:pPr>
         <w:spacing w:after="80"/>
-        <w:divId w:val="1112092892"/>
+        <w:divId w:val="1768766684"/>
         <w:rPr>
           <w:rFonts w:ascii="微软雅黑" w:eastAsia="微软雅黑" w:hAnsi="微软雅黑" w:hint="eastAsia"/>
           <w:color w:val="404040"/>
@@ -5758,9 +5758,9 @@
 <file path=word/numbering.xml><?xml version="1.0" encoding="utf-8"?>
 <w:numbering xmlns:wpc="http://schemas.microsoft.com/office/word/2010/wordprocessingCanvas" xmlns:cx="http://schemas.microsoft.com/office/drawing/2014/chartex" xmlns:cx1="http://schemas.microsoft.com/office/drawing/2015/9/8/chartex" xmlns:cx2="http://schemas.microsoft.com/office/drawing/2015/10/21/chartex" xmlns:cx3="http://schemas.microsoft.com/office/drawing/2016/5/9/chartex" xmlns:cx4="http://schemas.microsoft.com/office/drawing/2016/5/10/chartex" xmlns:cx5="http://schemas.microsoft.com/office/drawing/2016/5/11/chartex" xmlns:cx6="http://schemas.microsoft.com/office/drawing/2016/5/12/chartex" xmlns:cx7="http://schemas.microsoft.com/office/drawing/2016/5/13/chartex" xmlns:cx8="http://schemas.microsoft.com/office/drawing/2016/5/14/chartex" xmlns:mc="http://schemas.openxmlformats.org/markup-compatibility/2006" xmlns:aink="http://schemas.microsoft.com/office/drawing/2016/ink" xmlns:am3d="http://schemas.microsoft.com/office/drawing/2017/model3d" xmlns:o="urn:schemas-microsoft-com:office:office" xmlns:oel="http://schemas.microsoft.com/office/2019/extlst" xmlns:r="http://schemas.openxmlformats.org/officeDocument/2006/relationships" xmlns:m="http://schemas.openxmlformats.org/officeDocument/2006/math" xmlns:v="urn:schemas-microsoft-com:vml" xmlns:wp14="http://schemas.microsoft.com/office/word/2010/wordprocessingDrawing" xmlns:wp="http://schemas.openxmlformats.org/drawingml/2006/wordprocessingDrawing" xmlns:w10="urn:schemas-microsoft-com:office:word" xmlns:w="http://schemas.openxmlformats.org/wordprocessingml/2006/main" xmlns:w14="http://schemas.microsoft.com/office/word/2010/wordml" xmlns:w15="http://schemas.microsoft.com/office/word/2012/wordml" xmlns:w16cex="http://schemas.microsoft.com/office/word/2018/wordml/cex" xmlns:w16cid="http://schemas.microsoft.com/office/word/2016/wordml/cid" xmlns:w16="http://schemas.microsoft.com/office/word/2018/wordml" xmlns:w16du="http://schemas.microsoft.com/office/word/2023/wordml/word16du" xmlns:w16sdtdh="http://schemas.microsoft.com/office/word/2020/wordml/sdtdatahash" xmlns:w16sdtfl="http://schemas.microsoft.com/office/word/2024/wordml/sdtformatlock" xmlns:w16se="http://schemas.microsoft.com/office/word/2015/wordml/symex" xmlns:wpg="http://schemas.microsoft.com/office/word/2010/wordprocessingGroup" xmlns:wpi="http://schemas.microsoft.com/office/word/2010/wordprocessingInk" xmlns:wne="http://schemas.microsoft.com/office/word/2006/wordml" xmlns:wps="http://schemas.microsoft.com/office/word/2010/wordprocessingShape" mc:Ignorable="w14 w15 w16se w16cid w16 w16cex w16sdtdh w16sdtfl w16du wp14">
   <w:abstractNum w:abstractNumId="0" w15:restartNumberingAfterBreak="0">
-    <w:nsid w:val="560B36E2"/>
+    <w:nsid w:val="39F07C03"/>
     <w:multiLevelType w:val="multilevel"/>
-    <w:tmpl w:val="56C655C2"/>
+    <w:tmpl w:val="88FA88D2"/>
     <w:lvl w:ilvl="0">
       <w:start w:val="1"/>
       <w:numFmt w:val="bullet"/>
@@ -5907,9 +5907,9 @@
     </w:lvl>
   </w:abstractNum>
   <w:abstractNum w:abstractNumId="1" w15:restartNumberingAfterBreak="0">
-    <w:nsid w:val="79B97648"/>
+    <w:nsid w:val="5C1F50C1"/>
     <w:multiLevelType w:val="multilevel"/>
-    <w:tmpl w:val="F9060B12"/>
+    <w:tmpl w:val="93F6C86C"/>
     <w:lvl w:ilvl="0">
       <w:start w:val="1"/>
       <w:numFmt w:val="decimal"/>
@@ -6019,10 +6019,10 @@
       </w:pPr>
     </w:lvl>
   </w:abstractNum>
-  <w:num w:numId="1" w16cid:durableId="453444202">
+  <w:num w:numId="1" w16cid:durableId="1084304486">
     <w:abstractNumId w:val="1"/>
   </w:num>
-  <w:num w:numId="2" w16cid:durableId="1152212720">
+  <w:num w:numId="2" w16cid:durableId="905994544">
     <w:abstractNumId w:val="0"/>
   </w:num>
 </w:numbering>
@@ -6693,7 +6693,7 @@
     <w:link w:val="a8"/>
     <w:uiPriority w:val="99"/>
     <w:unhideWhenUsed/>
-    <w:rsid w:val="004C2703"/>
+    <w:rsid w:val="00DC3B34"/>
     <w:pPr>
       <w:tabs>
         <w:tab w:val="center" w:pos="4153"/>
@@ -6712,7 +6712,7 @@
     <w:basedOn w:val="a0"/>
     <w:link w:val="a7"/>
     <w:uiPriority w:val="99"/>
-    <w:rsid w:val="004C2703"/>
+    <w:rsid w:val="00DC3B34"/>
     <w:rPr>
       <w:rFonts w:ascii="宋体" w:eastAsia="宋体" w:hAnsi="宋体" w:cs="宋体"/>
       <w:sz w:val="18"/>
@@ -6725,7 +6725,7 @@
     <w:link w:val="aa"/>
     <w:uiPriority w:val="99"/>
     <w:unhideWhenUsed/>
-    <w:rsid w:val="004C2703"/>
+    <w:rsid w:val="00DC3B34"/>
     <w:pPr>
       <w:tabs>
         <w:tab w:val="center" w:pos="4153"/>
@@ -6743,7 +6743,7 @@
     <w:basedOn w:val="a0"/>
     <w:link w:val="a9"/>
     <w:uiPriority w:val="99"/>
-    <w:rsid w:val="004C2703"/>
+    <w:rsid w:val="00DC3B34"/>
     <w:rPr>
       <w:rFonts w:ascii="宋体" w:eastAsia="宋体" w:hAnsi="宋体" w:cs="宋体"/>
       <w:sz w:val="18"/>
@@ -6756,7 +6756,7 @@
     <w:uiPriority w:val="99"/>
     <w:semiHidden/>
     <w:unhideWhenUsed/>
-    <w:rsid w:val="004C2703"/>
+    <w:rsid w:val="00DC3B34"/>
   </w:style>
 </w:styles>
 </file>
